--- a/cinderella/legal/out-2026-10-07/Cinderella_Corp_-_Stockholders_Agreement_-_Ankur_Jain.docx
+++ b/cinderella/legal/out-2026-10-07/Cinderella_Corp_-_Stockholders_Agreement_-_Ankur_Jain.docx
@@ -145,7 +145,7 @@
         <w:t>2.6 Indemnification of the Investor Representative.</w:t>
       </w:r>
       <w:r>
-        <w:t xml:space="preserve"> The Company will indemnify, defend and hold harmless the Investor Representative, and advance his reasonable expenses, to the fullest extent permitted by Delaware law, in respect of any claim arising out of his good-faith performance of the role, including any claim brought by an Investor. No indemnity is available for bad faith, willful misconduct, gross negligence, or breach of this Agreement, and advancement is conditioned on an undertaking to repay amounts advanced if it is ultimately determined that he was not entitled to indemnification. The Company shall obtain directors' and officers' liability insurance on or before the closing of the Seed Round and shall cause the Investor Representative to be covered under that policy in his capacities as Board observer or director and as Investor Representative. The Company represents that, as of the date hereof, it does not maintain such insurance.</w:t>
+        <w:t xml:space="preserve"> The Company will indemnify, defend and hold harmless the Investor Representative, and advance his reasonable expenses, to the fullest extent permitted by Delaware law, in respect of any claim arising out of his good-faith performance of the role, including any claim brought by an Investor. No indemnity is available for bad faith, willful misconduct, gross negligence, or breach of this Agreement, and advancement is conditioned on an undertaking to repay amounts advanced if it is ultimately determined that he was not entitled to indemnification. The Company shall obtain directors’ and officers’ liability insurance on or before the closing of the Seed Round and shall cause the Investor Representative to be covered under that policy in his capacities as Board observer or director and as Investor Representative. The Company represents that, as of the date hereof, it does not maintain such insurance.</w:t>
       </w:r>
     </w:p>
     <w:p>
